--- a/Proyecto_GarciaFernandez_Lucia/docu/DocumentacionProyecto_LuciaGarcia.docx
+++ b/Proyecto_GarciaFernandez_Lucia/docu/DocumentacionProyecto_LuciaGarcia.docx
@@ -1176,7 +1176,7 @@
           <w:lang w:eastAsia="es-VE"/>
         </w:rPr>
         <w:drawing>
-          <wp:inline distT="0" distB="0" distL="0" distR="0" wp14:anchorId="17D088BD" wp14:editId="07EF2ACE">
+          <wp:inline distT="0" distB="0" distL="0" distR="0" wp14:anchorId="17D088BD" wp14:editId="67AEDF92">
             <wp:extent cx="7556500" cy="10599420"/>
             <wp:effectExtent l="0" t="0" r="6350" b="0"/>
             <wp:docPr id="2" name="Imagen 2" descr="D:\servicios forobeta posts\diseño grafico\CLIENTES\Feelmusic - 05.11.18\archivos\11\11.jpg"/>
@@ -4520,15 +4520,7 @@
     </w:p>
     <w:p>
       <w:r>
-        <w:t xml:space="preserve">El presente documento corresponde a la documentación del Proyecto </w:t>
-      </w:r>
-      <w:proofErr w:type="spellStart"/>
-      <w:r>
-        <w:t>Intermodular</w:t>
-      </w:r>
-      <w:proofErr w:type="spellEnd"/>
-      <w:r>
-        <w:t xml:space="preserve"> del CFGS en Técnico Superior de Desarrollo de Aplicaciones Multiplataforma</w:t>
+        <w:t>El presente documento corresponde a la documentación del Proyecto Intermodular del CFGS en Técnico Superior de Desarrollo de Aplicaciones Multiplataforma</w:t>
       </w:r>
       <w:r>
         <w:t>. Este</w:t>
@@ -4804,11 +4796,9 @@
             <w:pPr>
               <w:jc w:val="center"/>
             </w:pPr>
-            <w:proofErr w:type="spellStart"/>
             <w:r>
               <w:t>Nº</w:t>
             </w:r>
-            <w:proofErr w:type="spellEnd"/>
           </w:p>
         </w:tc>
         <w:tc>
@@ -5344,11 +5334,9 @@
             <w:pPr>
               <w:jc w:val="center"/>
             </w:pPr>
-            <w:proofErr w:type="spellStart"/>
             <w:r>
               <w:t>Nº</w:t>
             </w:r>
-            <w:proofErr w:type="spellEnd"/>
           </w:p>
         </w:tc>
         <w:tc>
@@ -6333,6 +6321,108 @@
       </w:r>
       <w:r>
         <w:t>.</w:t>
+      </w:r>
+    </w:p>
+    <w:p/>
+    <w:p>
+      <w:r>
+        <w:drawing>
+          <wp:inline distT="0" distB="0" distL="0" distR="0" wp14:anchorId="32DFB286" wp14:editId="6B568952">
+            <wp:extent cx="2549345" cy="1676400"/>
+            <wp:effectExtent l="0" t="0" r="3810" b="0"/>
+            <wp:docPr id="1504014908" name="Imagen 1" descr="Interfaz de usuario gráfica, Aplicación&#10;&#10;El contenido generado por IA puede ser incorrecto."/>
+            <wp:cNvGraphicFramePr>
+              <a:graphicFrameLocks xmlns:a="http://schemas.openxmlformats.org/drawingml/2006/main" noChangeAspect="1"/>
+            </wp:cNvGraphicFramePr>
+            <a:graphic xmlns:a="http://schemas.openxmlformats.org/drawingml/2006/main">
+              <a:graphicData uri="http://schemas.openxmlformats.org/drawingml/2006/picture">
+                <pic:pic xmlns:pic="http://schemas.openxmlformats.org/drawingml/2006/picture">
+                  <pic:nvPicPr>
+                    <pic:cNvPr id="1504014908" name="Imagen 1" descr="Interfaz de usuario gráfica, Aplicación&#10;&#10;El contenido generado por IA puede ser incorrecto."/>
+                    <pic:cNvPicPr/>
+                  </pic:nvPicPr>
+                  <pic:blipFill>
+                    <a:blip r:embed="rId18"/>
+                    <a:stretch>
+                      <a:fillRect/>
+                    </a:stretch>
+                  </pic:blipFill>
+                  <pic:spPr>
+                    <a:xfrm>
+                      <a:off x="0" y="0"/>
+                      <a:ext cx="2570369" cy="1690225"/>
+                    </a:xfrm>
+                    <a:prstGeom prst="rect">
+                      <a:avLst/>
+                    </a:prstGeom>
+                  </pic:spPr>
+                </pic:pic>
+              </a:graphicData>
+            </a:graphic>
+          </wp:inline>
+        </w:drawing>
+      </w:r>
+      <w:r>
+        <w:rPr>
+          <w:noProof/>
+        </w:rPr>
+        <w:drawing>
+          <wp:anchor distT="0" distB="0" distL="114300" distR="114300" simplePos="0" relativeHeight="251672576" behindDoc="1" locked="0" layoutInCell="1" allowOverlap="1" wp14:anchorId="04067782" wp14:editId="7EFC9566">
+            <wp:simplePos x="0" y="0"/>
+            <wp:positionH relativeFrom="column">
+              <wp:posOffset>2721610</wp:posOffset>
+            </wp:positionH>
+            <wp:positionV relativeFrom="paragraph">
+              <wp:posOffset>34290</wp:posOffset>
+            </wp:positionV>
+            <wp:extent cx="3041650" cy="2122170"/>
+            <wp:effectExtent l="0" t="0" r="6350" b="0"/>
+            <wp:wrapTight wrapText="bothSides">
+              <wp:wrapPolygon edited="0">
+                <wp:start x="0" y="0"/>
+                <wp:lineTo x="0" y="21329"/>
+                <wp:lineTo x="21510" y="21329"/>
+                <wp:lineTo x="21510" y="0"/>
+                <wp:lineTo x="0" y="0"/>
+              </wp:wrapPolygon>
+            </wp:wrapTight>
+            <wp:docPr id="631969192" name="Imagen 1" descr="Interfaz de usuario gráfica, Aplicación, Sitio web&#10;&#10;El contenido generado por IA puede ser incorrecto."/>
+            <wp:cNvGraphicFramePr>
+              <a:graphicFrameLocks xmlns:a="http://schemas.openxmlformats.org/drawingml/2006/main" noChangeAspect="1"/>
+            </wp:cNvGraphicFramePr>
+            <a:graphic xmlns:a="http://schemas.openxmlformats.org/drawingml/2006/main">
+              <a:graphicData uri="http://schemas.openxmlformats.org/drawingml/2006/picture">
+                <pic:pic xmlns:pic="http://schemas.openxmlformats.org/drawingml/2006/picture">
+                  <pic:nvPicPr>
+                    <pic:cNvPr id="631969192" name="Imagen 1" descr="Interfaz de usuario gráfica, Aplicación, Sitio web&#10;&#10;El contenido generado por IA puede ser incorrecto."/>
+                    <pic:cNvPicPr/>
+                  </pic:nvPicPr>
+                  <pic:blipFill>
+                    <a:blip r:embed="rId19">
+                      <a:extLst>
+                        <a:ext uri="{28A0092B-C50C-407E-A947-70E740481C1C}">
+                          <a14:useLocalDpi xmlns:a14="http://schemas.microsoft.com/office/drawing/2010/main" val="0"/>
+                        </a:ext>
+                      </a:extLst>
+                    </a:blip>
+                    <a:stretch>
+                      <a:fillRect/>
+                    </a:stretch>
+                  </pic:blipFill>
+                  <pic:spPr>
+                    <a:xfrm>
+                      <a:off x="0" y="0"/>
+                      <a:ext cx="3041650" cy="2122170"/>
+                    </a:xfrm>
+                    <a:prstGeom prst="rect">
+                      <a:avLst/>
+                    </a:prstGeom>
+                  </pic:spPr>
+                </pic:pic>
+              </a:graphicData>
+            </a:graphic>
+          </wp:anchor>
+        </w:drawing>
       </w:r>
     </w:p>
     <w:p>
@@ -6466,7 +6556,7 @@
                     <pic:cNvPicPr/>
                   </pic:nvPicPr>
                   <pic:blipFill>
-                    <a:blip r:embed="rId18"/>
+                    <a:blip r:embed="rId20"/>
                     <a:stretch>
                       <a:fillRect/>
                     </a:stretch>
@@ -6506,7 +6596,7 @@
                     <pic:cNvPicPr/>
                   </pic:nvPicPr>
                   <pic:blipFill>
-                    <a:blip r:embed="rId19"/>
+                    <a:blip r:embed="rId21"/>
                     <a:stretch>
                       <a:fillRect/>
                     </a:stretch>
@@ -6675,7 +6765,7 @@
                     <pic:cNvPicPr/>
                   </pic:nvPicPr>
                   <pic:blipFill>
-                    <a:blip r:embed="rId20"/>
+                    <a:blip r:embed="rId22"/>
                     <a:stretch>
                       <a:fillRect/>
                     </a:stretch>
@@ -6718,7 +6808,7 @@
                     <pic:cNvPicPr/>
                   </pic:nvPicPr>
                   <pic:blipFill>
-                    <a:blip r:embed="rId21"/>
+                    <a:blip r:embed="rId23"/>
                     <a:stretch>
                       <a:fillRect/>
                     </a:stretch>
@@ -6794,15 +6884,7 @@
                         <w:txbxContent>
                           <w:p>
                             <w:r>
-                              <w:t xml:space="preserve">La pantalla de </w:t>
-                            </w:r>
-                            <w:proofErr w:type="spellStart"/>
-                            <w:r>
-                              <w:t>login</w:t>
-                            </w:r>
-                            <w:proofErr w:type="spellEnd"/>
-                            <w:r>
-                              <w:t xml:space="preserve"> del profesorado permite acceder al sistema mediante sus credenciales personales.</w:t>
+                              <w:t>La pantalla de login del profesorado permite acceder al sistema mediante sus credenciales personales.</w:t>
                             </w:r>
                             <w:r>
                               <w:br/>
@@ -6842,15 +6924,7 @@
                   <w:txbxContent>
                     <w:p>
                       <w:r>
-                        <w:t xml:space="preserve">La pantalla de </w:t>
-                      </w:r>
-                      <w:proofErr w:type="spellStart"/>
-                      <w:r>
-                        <w:t>login</w:t>
-                      </w:r>
-                      <w:proofErr w:type="spellEnd"/>
-                      <w:r>
-                        <w:t xml:space="preserve"> del profesorado permite acceder al sistema mediante sus credenciales personales.</w:t>
+                        <w:t>La pantalla de login del profesorado permite acceder al sistema mediante sus credenciales personales.</w:t>
                       </w:r>
                       <w:r>
                         <w:br/>
@@ -6894,7 +6968,7 @@
                     <pic:cNvPicPr/>
                   </pic:nvPicPr>
                   <pic:blipFill>
-                    <a:blip r:embed="rId22"/>
+                    <a:blip r:embed="rId24"/>
                     <a:stretch>
                       <a:fillRect/>
                     </a:stretch>
@@ -6937,7 +7011,7 @@
                     <pic:cNvPicPr/>
                   </pic:nvPicPr>
                   <pic:blipFill>
-                    <a:blip r:embed="rId23"/>
+                    <a:blip r:embed="rId25"/>
                     <a:stretch>
                       <a:fillRect/>
                     </a:stretch>
@@ -7085,7 +7159,7 @@
                     <pic:cNvPicPr/>
                   </pic:nvPicPr>
                   <pic:blipFill>
-                    <a:blip r:embed="rId24"/>
+                    <a:blip r:embed="rId26"/>
                     <a:stretch>
                       <a:fillRect/>
                     </a:stretch>
@@ -7131,7 +7205,7 @@
                     <pic:cNvPicPr/>
                   </pic:nvPicPr>
                   <pic:blipFill>
-                    <a:blip r:embed="rId25"/>
+                    <a:blip r:embed="rId27"/>
                     <a:stretch>
                       <a:fillRect/>
                     </a:stretch>
@@ -7154,6 +7228,11 @@
     </w:p>
     <w:p/>
     <w:p/>
+    <w:p/>
+    <w:p/>
+    <w:p/>
+    <w:p/>
+    <w:p/>
     <w:p>
       <w:pPr>
         <w:pStyle w:val="Ttulo2"/>
@@ -7164,6 +7243,7 @@
       </w:pPr>
       <w:bookmarkStart w:id="23" w:name="_Toc210125382"/>
       <w:r>
+        <w:lastRenderedPageBreak/>
         <w:t>MAPA DE NAVEGABILIDAD</w:t>
       </w:r>
       <w:bookmarkEnd w:id="23"/>
@@ -7181,7 +7261,6 @@
         <w:rPr>
           <w:noProof/>
         </w:rPr>
-        <w:lastRenderedPageBreak/>
         <w:drawing>
           <wp:inline distT="0" distB="0" distL="0" distR="0" wp14:anchorId="3426DAD2" wp14:editId="56149668">
             <wp:extent cx="3213279" cy="3908330"/>
@@ -7198,7 +7277,7 @@
                     <pic:cNvPicPr/>
                   </pic:nvPicPr>
                   <pic:blipFill>
-                    <a:blip r:embed="rId26">
+                    <a:blip r:embed="rId28">
                       <a:extLst>
                         <a:ext uri="{28A0092B-C50C-407E-A947-70E740481C1C}">
                           <a14:useLocalDpi xmlns:a14="http://schemas.microsoft.com/office/drawing/2010/main" val="0"/>
@@ -7381,11 +7460,267 @@
       </w:r>
       <w:bookmarkEnd w:id="39"/>
     </w:p>
-    <w:p>
-      <w:r>
-        <w:t>(…)</w:t>
-      </w:r>
-    </w:p>
+    <w:p/>
+    <w:tbl>
+      <w:tblPr>
+        <w:tblStyle w:val="Tablaconcuadrcula"/>
+        <w:tblW w:w="0" w:type="auto"/>
+        <w:tblLook w:val="04A0" w:firstRow="1" w:lastRow="0" w:firstColumn="1" w:lastColumn="0" w:noHBand="0" w:noVBand="1"/>
+      </w:tblPr>
+      <w:tblGrid>
+        <w:gridCol w:w="2972"/>
+        <w:gridCol w:w="3119"/>
+        <w:gridCol w:w="3537"/>
+      </w:tblGrid>
+      <w:tr>
+        <w:tc>
+          <w:tcPr>
+            <w:tcW w:w="2972" w:type="dxa"/>
+          </w:tcPr>
+          <w:p>
+            <w:r>
+              <w:t>Fase</w:t>
+            </w:r>
+          </w:p>
+        </w:tc>
+        <w:tc>
+          <w:tcPr>
+            <w:tcW w:w="3119" w:type="dxa"/>
+          </w:tcPr>
+          <w:p>
+            <w:r>
+              <w:t>Duración estimada</w:t>
+            </w:r>
+          </w:p>
+        </w:tc>
+        <w:tc>
+          <w:tcPr>
+            <w:tcW w:w="3537" w:type="dxa"/>
+          </w:tcPr>
+          <w:p>
+            <w:r>
+              <w:t xml:space="preserve">Mese </w:t>
+            </w:r>
+            <w:r>
+              <w:t>Aproximado</w:t>
+            </w:r>
+          </w:p>
+        </w:tc>
+      </w:tr>
+      <w:tr>
+        <w:tc>
+          <w:tcPr>
+            <w:tcW w:w="2972" w:type="dxa"/>
+          </w:tcPr>
+          <w:p>
+            <w:r>
+              <w:t>Planificación y análisis</w:t>
+            </w:r>
+          </w:p>
+        </w:tc>
+        <w:tc>
+          <w:tcPr>
+            <w:tcW w:w="3119" w:type="dxa"/>
+          </w:tcPr>
+          <w:p>
+            <w:r>
+              <w:t>2 semanas</w:t>
+            </w:r>
+          </w:p>
+        </w:tc>
+        <w:tc>
+          <w:tcPr>
+            <w:tcW w:w="3537" w:type="dxa"/>
+          </w:tcPr>
+          <w:p>
+            <w:r>
+              <w:t>Septiembre 2025</w:t>
+            </w:r>
+          </w:p>
+        </w:tc>
+      </w:tr>
+      <w:tr>
+        <w:tc>
+          <w:tcPr>
+            <w:tcW w:w="2972" w:type="dxa"/>
+          </w:tcPr>
+          <w:p>
+            <w:r>
+              <w:t>Diseño del modelo y BD</w:t>
+            </w:r>
+          </w:p>
+        </w:tc>
+        <w:tc>
+          <w:tcPr>
+            <w:tcW w:w="3119" w:type="dxa"/>
+          </w:tcPr>
+          <w:p>
+            <w:r>
+              <w:t>2 semanas</w:t>
+            </w:r>
+          </w:p>
+        </w:tc>
+        <w:tc>
+          <w:tcPr>
+            <w:tcW w:w="3537" w:type="dxa"/>
+          </w:tcPr>
+          <w:p>
+            <w:r>
+              <w:t>Octubre</w:t>
+            </w:r>
+          </w:p>
+        </w:tc>
+      </w:tr>
+      <w:tr>
+        <w:tc>
+          <w:tcPr>
+            <w:tcW w:w="2972" w:type="dxa"/>
+          </w:tcPr>
+          <w:p>
+            <w:r>
+              <w:t>Configuración del entorno</w:t>
+            </w:r>
+          </w:p>
+        </w:tc>
+        <w:tc>
+          <w:tcPr>
+            <w:tcW w:w="3119" w:type="dxa"/>
+          </w:tcPr>
+          <w:p>
+            <w:r>
+              <w:t>2</w:t>
+            </w:r>
+            <w:r>
+              <w:t xml:space="preserve"> semana</w:t>
+            </w:r>
+            <w:r>
+              <w:t>s</w:t>
+            </w:r>
+          </w:p>
+        </w:tc>
+        <w:tc>
+          <w:tcPr>
+            <w:tcW w:w="3537" w:type="dxa"/>
+          </w:tcPr>
+          <w:p>
+            <w:r>
+              <w:t xml:space="preserve">Principios </w:t>
+            </w:r>
+            <w:r>
+              <w:t>noviembre</w:t>
+            </w:r>
+            <w:r>
+              <w:t xml:space="preserve"> </w:t>
+            </w:r>
+            <w:r>
+              <w:t>2025</w:t>
+            </w:r>
+          </w:p>
+        </w:tc>
+      </w:tr>
+      <w:tr>
+        <w:tc>
+          <w:tcPr>
+            <w:tcW w:w="2972" w:type="dxa"/>
+          </w:tcPr>
+          <w:p>
+            <w:r>
+              <w:t>Documentación</w:t>
+            </w:r>
+          </w:p>
+        </w:tc>
+        <w:tc>
+          <w:tcPr>
+            <w:tcW w:w="3119" w:type="dxa"/>
+          </w:tcPr>
+          <w:p/>
+        </w:tc>
+        <w:tc>
+          <w:tcPr>
+            <w:tcW w:w="3537" w:type="dxa"/>
+          </w:tcPr>
+          <w:p>
+            <w:r>
+              <w:t>Desde septiembre a mayo/junio</w:t>
+            </w:r>
+          </w:p>
+        </w:tc>
+      </w:tr>
+      <w:tr>
+        <w:tc>
+          <w:tcPr>
+            <w:tcW w:w="2972" w:type="dxa"/>
+          </w:tcPr>
+          <w:p>
+            <w:r>
+              <w:t>Desarrollo backend</w:t>
+            </w:r>
+          </w:p>
+        </w:tc>
+        <w:tc>
+          <w:tcPr>
+            <w:tcW w:w="3119" w:type="dxa"/>
+          </w:tcPr>
+          <w:tbl>
+            <w:tblPr>
+              <w:tblW w:w="0" w:type="auto"/>
+              <w:tblCellSpacing w:w="15" w:type="dxa"/>
+              <w:tblCellMar>
+                <w:top w:w="15" w:type="dxa"/>
+                <w:left w:w="15" w:type="dxa"/>
+                <w:bottom w:w="15" w:type="dxa"/>
+                <w:right w:w="15" w:type="dxa"/>
+              </w:tblCellMar>
+              <w:tblLook w:val="04A0" w:firstRow="1" w:lastRow="0" w:firstColumn="1" w:lastColumn="0" w:noHBand="0" w:noVBand="1"/>
+            </w:tblPr>
+            <w:tblGrid>
+              <w:gridCol w:w="1124"/>
+            </w:tblGrid>
+            <w:tr>
+              <w:trPr>
+                <w:tblCellSpacing w:w="15" w:type="dxa"/>
+              </w:trPr>
+              <w:tc>
+                <w:tcPr>
+                  <w:tcW w:w="0" w:type="auto"/>
+                  <w:vAlign w:val="center"/>
+                  <w:hideMark/>
+                </w:tcPr>
+                <w:p>
+                  <w:pPr>
+                    <w:spacing w:after="0" w:line="240" w:lineRule="auto"/>
+                  </w:pPr>
+                  <w:r>
+                    <w:t>4</w:t>
+                  </w:r>
+                  <w:r>
+                    <w:t xml:space="preserve"> </w:t>
+                  </w:r>
+                  <w:r>
+                    <w:t>semanas</w:t>
+                  </w:r>
+                </w:p>
+              </w:tc>
+            </w:tr>
+          </w:tbl>
+          <w:p/>
+        </w:tc>
+        <w:tc>
+          <w:tcPr>
+            <w:tcW w:w="3537" w:type="dxa"/>
+          </w:tcPr>
+          <w:p>
+            <w:r>
+              <w:t>Finales noviembre</w:t>
+            </w:r>
+          </w:p>
+        </w:tc>
+      </w:tr>
+    </w:tbl>
+    <w:p/>
+    <w:p/>
+    <w:p/>
+    <w:p/>
     <w:p>
       <w:pPr>
         <w:pStyle w:val="Ttulo2"/>
@@ -7482,7 +7817,6 @@
       </w:pPr>
       <w:bookmarkStart w:id="47" w:name="_Toc210125394"/>
       <w:r>
-        <w:lastRenderedPageBreak/>
         <w:t>IMPACTO Y RIESGO DE LOS CAMBIOS PROPUESTOS</w:t>
       </w:r>
       <w:bookmarkEnd w:id="47"/>
@@ -7766,7 +8100,7 @@
       </w:r>
     </w:p>
     <w:sectPr>
-      <w:footerReference w:type="default" r:id="rId27"/>
+      <w:footerReference w:type="default" r:id="rId29"/>
       <w:pgSz w:w="11906" w:h="16838"/>
       <w:pgMar w:top="1134" w:right="1134" w:bottom="1418" w:left="1134" w:header="709" w:footer="709" w:gutter="0"/>
       <w:pgNumType w:start="1"/>
@@ -9830,6 +10164,21 @@
 </file>
 
 <file path=customXml/item2.xml><?xml version="1.0" encoding="utf-8"?>
+<p:properties xmlns:p="http://schemas.microsoft.com/office/2006/metadata/properties" xmlns:xsi="http://www.w3.org/2001/XMLSchema-instance" xmlns:pc="http://schemas.microsoft.com/office/infopath/2007/PartnerControls">
+  <documentManagement/>
+</p:properties>
+</file>
+
+<file path=customXml/item3.xml><?xml version="1.0" encoding="utf-8"?>
+<?mso-contentType ?>
+<FormTemplates xmlns="http://schemas.microsoft.com/sharepoint/v3/contenttype/forms">
+  <Display>DocumentLibraryForm</Display>
+  <Edit>DocumentLibraryForm</Edit>
+  <New>DocumentLibraryForm</New>
+</FormTemplates>
+</file>
+
+<file path=customXml/item4.xml><?xml version="1.0" encoding="utf-8"?>
 <ct:contentTypeSchema xmlns:ct="http://schemas.microsoft.com/office/2006/metadata/contentType" xmlns:ma="http://schemas.microsoft.com/office/2006/metadata/properties/metaAttributes" ct:_="" ma:_="" ma:contentTypeName="Documento" ma:contentTypeID="0x0101003E64B964EE86E94E88810388061E4AC8" ma:contentTypeVersion="3" ma:contentTypeDescription="Crear nuevo documento." ma:contentTypeScope="" ma:versionID="3c755de4efb81f0959f76dfe4f7a563c">
   <xsd:schema xmlns:xsd="http://www.w3.org/2001/XMLSchema" xmlns:xs="http://www.w3.org/2001/XMLSchema" xmlns:p="http://schemas.microsoft.com/office/2006/metadata/properties" xmlns:ns2="72982a07-b385-426f-8f99-a9bd2486cbec" targetNamespace="http://schemas.microsoft.com/office/2006/metadata/properties" ma:root="true" ma:fieldsID="5f645ab2d71ed821d1fb93c6441734aa" ns2:_="">
     <xsd:import namespace="72982a07-b385-426f-8f99-a9bd2486cbec"/>
@@ -9967,21 +10316,6 @@
 </ct:contentTypeSchema>
 </file>
 
-<file path=customXml/item3.xml><?xml version="1.0" encoding="utf-8"?>
-<?mso-contentType ?>
-<FormTemplates xmlns="http://schemas.microsoft.com/sharepoint/v3/contenttype/forms">
-  <Display>DocumentLibraryForm</Display>
-  <Edit>DocumentLibraryForm</Edit>
-  <New>DocumentLibraryForm</New>
-</FormTemplates>
-</file>
-
-<file path=customXml/item4.xml><?xml version="1.0" encoding="utf-8"?>
-<p:properties xmlns:p="http://schemas.microsoft.com/office/2006/metadata/properties" xmlns:xsi="http://www.w3.org/2001/XMLSchema-instance" xmlns:pc="http://schemas.microsoft.com/office/infopath/2007/PartnerControls">
-  <documentManagement/>
-</p:properties>
-</file>
-
 <file path=customXml/itemProps1.xml><?xml version="1.0" encoding="utf-8"?>
 <ds:datastoreItem xmlns:ds="http://schemas.openxmlformats.org/officeDocument/2006/customXml" ds:itemID="{453714F8-FBC3-4DCC-8DCB-89BB58DCF76F}">
   <ds:schemaRefs>
@@ -9991,6 +10325,23 @@
 </file>
 
 <file path=customXml/itemProps2.xml><?xml version="1.0" encoding="utf-8"?>
+<ds:datastoreItem xmlns:ds="http://schemas.openxmlformats.org/officeDocument/2006/customXml" ds:itemID="{7F0B1298-25D5-45B9-909D-DD837044A49E}">
+  <ds:schemaRefs>
+    <ds:schemaRef ds:uri="http://schemas.microsoft.com/office/2006/metadata/properties"/>
+    <ds:schemaRef ds:uri="http://schemas.microsoft.com/office/infopath/2007/PartnerControls"/>
+  </ds:schemaRefs>
+</ds:datastoreItem>
+</file>
+
+<file path=customXml/itemProps3.xml><?xml version="1.0" encoding="utf-8"?>
+<ds:datastoreItem xmlns:ds="http://schemas.openxmlformats.org/officeDocument/2006/customXml" ds:itemID="{480B8420-1B48-4D23-8D6E-64373AC5070B}">
+  <ds:schemaRefs>
+    <ds:schemaRef ds:uri="http://schemas.microsoft.com/sharepoint/v3/contenttype/forms"/>
+  </ds:schemaRefs>
+</ds:datastoreItem>
+</file>
+
+<file path=customXml/itemProps4.xml><?xml version="1.0" encoding="utf-8"?>
 <ds:datastoreItem xmlns:ds="http://schemas.openxmlformats.org/officeDocument/2006/customXml" ds:itemID="{CAB20FFE-1E23-4B58-9D76-1835AB7D3BED}">
   <ds:schemaRefs>
     <ds:schemaRef ds:uri="http://schemas.microsoft.com/office/2006/metadata/contentType"/>
@@ -10006,21 +10357,4 @@
     <ds:schemaRef ds:uri="http://schemas.microsoft.com/internal/obd"/>
   </ds:schemaRefs>
 </ds:datastoreItem>
-</file>
-
-<file path=customXml/itemProps3.xml><?xml version="1.0" encoding="utf-8"?>
-<ds:datastoreItem xmlns:ds="http://schemas.openxmlformats.org/officeDocument/2006/customXml" ds:itemID="{480B8420-1B48-4D23-8D6E-64373AC5070B}">
-  <ds:schemaRefs>
-    <ds:schemaRef ds:uri="http://schemas.microsoft.com/sharepoint/v3/contenttype/forms"/>
-  </ds:schemaRefs>
-</ds:datastoreItem>
-</file>
-
-<file path=customXml/itemProps4.xml><?xml version="1.0" encoding="utf-8"?>
-<ds:datastoreItem xmlns:ds="http://schemas.openxmlformats.org/officeDocument/2006/customXml" ds:itemID="{7F0B1298-25D5-45B9-909D-DD837044A49E}">
-  <ds:schemaRefs>
-    <ds:schemaRef ds:uri="http://schemas.microsoft.com/office/2006/metadata/properties"/>
-    <ds:schemaRef ds:uri="http://schemas.microsoft.com/office/infopath/2007/PartnerControls"/>
-  </ds:schemaRefs>
-</ds:datastoreItem>
 </file>
--- a/Proyecto_GarciaFernandez_Lucia/docu/DocumentacionProyecto_LuciaGarcia.docx
+++ b/Proyecto_GarciaFernandez_Lucia/docu/DocumentacionProyecto_LuciaGarcia.docx
@@ -1176,7 +1176,7 @@
           <w:lang w:eastAsia="es-VE"/>
         </w:rPr>
         <w:drawing>
-          <wp:inline distT="0" distB="0" distL="0" distR="0" wp14:anchorId="17D088BD" wp14:editId="67AEDF92">
+          <wp:inline distT="0" distB="0" distL="0" distR="0" wp14:anchorId="17D088BD" wp14:editId="109E888D">
             <wp:extent cx="7556500" cy="10599420"/>
             <wp:effectExtent l="0" t="0" r="6350" b="0"/>
             <wp:docPr id="2" name="Imagen 2" descr="D:\servicios forobeta posts\diseño grafico\CLIENTES\Feelmusic - 05.11.18\archivos\11\11.jpg"/>
@@ -6326,6 +6326,9 @@
     <w:p/>
     <w:p>
       <w:r>
+        <w:rPr>
+          <w:noProof/>
+        </w:rPr>
         <w:drawing>
           <wp:inline distT="0" distB="0" distL="0" distR="0" wp14:anchorId="32DFB286" wp14:editId="6B568952">
             <wp:extent cx="2549345" cy="1676400"/>
@@ -7338,7 +7341,27 @@
       </w:r>
       <w:bookmarkEnd w:id="25"/>
     </w:p>
-    <w:p/>
+    <w:p>
+      <w:r>
+        <w:t xml:space="preserve">En el desarrollo de este proyecto se han empleado diversas tecnologías seleccionadas por su idoneidad para cumplir los objetivos funcionales y técnicos del sistema. La base del proyecto se ha construido en Java, un lenguaje orientado a objetos que permite desarrollar aplicaciones robustas y mantenibles, compatible con frameworks modernos y ampliamente utilizado en entornos académicos y profesionales. </w:t>
+      </w:r>
+    </w:p>
+    <w:p>
+      <w:r>
+        <w:t xml:space="preserve">Para la gestión de la lógica de negocio y la arquitectura Modelo-Vista-Controlador se ha utilizado Spring Boot, que proporciona configuración automática, inyección de dependencias y gestión de beans, facilitando la integración con bases de datos y servicios. La persistencia de datos se ha implementado mediante Spring Data JPA, que simplifica la interacción con la base de datos y permite realizar operaciones CRUD sobre la entidad central Usuario de forma segura y eficiente. </w:t>
+      </w:r>
+    </w:p>
+    <w:p>
+      <w:r>
+        <w:t xml:space="preserve">Para la interfaz gráfica se ha empleado JavaFX, que permite crear ventanas interactivas y gestionarlas mediante un StageManager para el cambio de escenas, y FXML, que separa la definición de la interfaz del código Java, facilitando la mantenibilidad y </w:t>
+      </w:r>
+      <w:r>
+        <w:t>el modularidad</w:t>
+      </w:r>
+      <w:r>
+        <w:t>.</w:t>
+      </w:r>
+    </w:p>
     <w:p/>
     <w:p>
       <w:pPr>
@@ -7350,6 +7373,7 @@
       </w:pPr>
       <w:bookmarkStart w:id="26" w:name="_Toc210125385"/>
       <w:r>
+        <w:lastRenderedPageBreak/>
         <w:t>PLANIFICACIÓN Y PRESUPUESTO</w:t>
       </w:r>
       <w:bookmarkEnd w:id="26"/>
@@ -7499,7 +7523,7 @@
           </w:tcPr>
           <w:p>
             <w:r>
-              <w:t xml:space="preserve">Mese </w:t>
+              <w:t xml:space="preserve">Mes </w:t>
             </w:r>
             <w:r>
               <w:t>Aproximado</w:t>
@@ -7534,7 +7558,7 @@
           </w:tcPr>
           <w:p>
             <w:r>
-              <w:t>Septiembre 2025</w:t>
+              <w:t>Octubre</w:t>
             </w:r>
           </w:p>
         </w:tc>
@@ -7653,7 +7677,7 @@
           </w:tcPr>
           <w:p>
             <w:r>
-              <w:t>Desarrollo backend</w:t>
+              <w:t>Desarrollo Backend</w:t>
             </w:r>
           </w:p>
         </w:tc>
@@ -7661,49 +7685,11 @@
           <w:tcPr>
             <w:tcW w:w="3119" w:type="dxa"/>
           </w:tcPr>
-          <w:tbl>
-            <w:tblPr>
-              <w:tblW w:w="0" w:type="auto"/>
-              <w:tblCellSpacing w:w="15" w:type="dxa"/>
-              <w:tblCellMar>
-                <w:top w:w="15" w:type="dxa"/>
-                <w:left w:w="15" w:type="dxa"/>
-                <w:bottom w:w="15" w:type="dxa"/>
-                <w:right w:w="15" w:type="dxa"/>
-              </w:tblCellMar>
-              <w:tblLook w:val="04A0" w:firstRow="1" w:lastRow="0" w:firstColumn="1" w:lastColumn="0" w:noHBand="0" w:noVBand="1"/>
-            </w:tblPr>
-            <w:tblGrid>
-              <w:gridCol w:w="1124"/>
-            </w:tblGrid>
-            <w:tr>
-              <w:trPr>
-                <w:tblCellSpacing w:w="15" w:type="dxa"/>
-              </w:trPr>
-              <w:tc>
-                <w:tcPr>
-                  <w:tcW w:w="0" w:type="auto"/>
-                  <w:vAlign w:val="center"/>
-                  <w:hideMark/>
-                </w:tcPr>
-                <w:p>
-                  <w:pPr>
-                    <w:spacing w:after="0" w:line="240" w:lineRule="auto"/>
-                  </w:pPr>
-                  <w:r>
-                    <w:t>4</w:t>
-                  </w:r>
-                  <w:r>
-                    <w:t xml:space="preserve"> </w:t>
-                  </w:r>
-                  <w:r>
-                    <w:t>semanas</w:t>
-                  </w:r>
-                </w:p>
-              </w:tc>
-            </w:tr>
-          </w:tbl>
-          <w:p/>
+          <w:p>
+            <w:r>
+              <w:t>4 semanas</w:t>
+            </w:r>
+          </w:p>
         </w:tc>
         <w:tc>
           <w:tcPr>
@@ -7711,13 +7697,51 @@
           </w:tcPr>
           <w:p>
             <w:r>
-              <w:t>Finales noviembre</w:t>
+              <w:t>Desde septiembre  a mayo/junio</w:t>
+            </w:r>
+          </w:p>
+        </w:tc>
+      </w:tr>
+      <w:tr>
+        <w:tc>
+          <w:tcPr>
+            <w:tcW w:w="2972" w:type="dxa"/>
+          </w:tcPr>
+          <w:p>
+            <w:r>
+              <w:t>Desarrollo frontend</w:t>
+            </w:r>
+          </w:p>
+        </w:tc>
+        <w:tc>
+          <w:tcPr>
+            <w:tcW w:w="3119" w:type="dxa"/>
+          </w:tcPr>
+          <w:p>
+            <w:r>
+              <w:t>4 semanas</w:t>
+            </w:r>
+          </w:p>
+        </w:tc>
+        <w:tc>
+          <w:tcPr>
+            <w:tcW w:w="3537" w:type="dxa"/>
+          </w:tcPr>
+          <w:p>
+            <w:r>
+              <w:t>Diciembre</w:t>
             </w:r>
           </w:p>
         </w:tc>
       </w:tr>
     </w:tbl>
-    <w:p/>
+    <w:p>
+      <w:pPr>
+        <w:rPr>
+          <w:u w:val="single"/>
+        </w:rPr>
+      </w:pPr>
+    </w:p>
     <w:p/>
     <w:p/>
     <w:p/>

--- a/Proyecto_GarciaFernandez_Lucia/docu/DocumentacionProyecto_LuciaGarcia.docx
+++ b/Proyecto_GarciaFernandez_Lucia/docu/DocumentacionProyecto_LuciaGarcia.docx
@@ -1176,7 +1176,7 @@
           <w:lang w:eastAsia="es-VE"/>
         </w:rPr>
         <w:drawing>
-          <wp:inline distT="0" distB="0" distL="0" distR="0" wp14:anchorId="17D088BD" wp14:editId="0E0FB5BF">
+          <wp:inline distT="0" distB="0" distL="0" distR="0" wp14:anchorId="17D088BD" wp14:editId="69793A16">
             <wp:extent cx="7556500" cy="10599420"/>
             <wp:effectExtent l="0" t="0" r="6350" b="0"/>
             <wp:docPr id="2" name="Imagen 2" descr="D:\servicios forobeta posts\diseño grafico\CLIENTES\Feelmusic - 05.11.18\archivos\11\11.jpg"/>
@@ -4245,7 +4245,6 @@
           <w:sz w:val="28"/>
           <w:szCs w:val="28"/>
         </w:rPr>
-        <w:lastRenderedPageBreak/>
         <w:t>Índice</w:t>
       </w:r>
       <w:r>
@@ -4513,7 +4512,6 @@
       </w:pPr>
       <w:bookmarkStart w:id="0" w:name="_Toc210125366"/>
       <w:r>
-        <w:lastRenderedPageBreak/>
         <w:t>INTRODUCCIÓN</w:t>
       </w:r>
       <w:bookmarkEnd w:id="0"/>
@@ -6433,7 +6431,6 @@
         <w:rPr>
           <w:noProof/>
         </w:rPr>
-        <w:lastRenderedPageBreak/>
         <mc:AlternateContent>
           <mc:Choice Requires="wps">
             <w:drawing>
@@ -6842,7 +6839,6 @@
         <w:rPr>
           <w:noProof/>
         </w:rPr>
-        <w:lastRenderedPageBreak/>
         <mc:AlternateContent>
           <mc:Choice Requires="wps">
             <w:drawing>
@@ -7246,7 +7242,6 @@
       </w:pPr>
       <w:bookmarkStart w:id="23" w:name="_Toc210125382"/>
       <w:r>
-        <w:lastRenderedPageBreak/>
         <w:t>MAPA DE NAVEGABILIDAD</w:t>
       </w:r>
       <w:bookmarkEnd w:id="23"/>
@@ -7373,7 +7368,6 @@
       </w:pPr>
       <w:bookmarkStart w:id="26" w:name="_Toc210125385"/>
       <w:r>
-        <w:lastRenderedPageBreak/>
         <w:t>PLANIFICACIÓN Y PRESUPUESTO</w:t>
       </w:r>
       <w:bookmarkEnd w:id="26"/>
@@ -7954,7 +7948,6 @@
       </w:pPr>
       <w:bookmarkStart w:id="47" w:name="_Toc210125394"/>
       <w:r>
-        <w:lastRenderedPageBreak/>
         <w:t>IMPACTO Y RIESGO DE LOS CAMBIOS PROPUESTOS</w:t>
       </w:r>
       <w:bookmarkEnd w:id="47"/>
@@ -7987,10 +7980,7 @@
         <w:t>á</w:t>
       </w:r>
       <w:r>
-        <w:t xml:space="preserve">tica de documentos </w:t>
-      </w:r>
-      <w:r>
-        <w:t>reduce errores manuales, ahorra tiempo al profesorado.</w:t>
+        <w:t>tica de documentos reduce errores manuales, ahorra tiempo al profesorado.</w:t>
       </w:r>
     </w:p>
     <w:p>
@@ -8009,10 +7999,7 @@
         <w:t>Sistema de notificaciones</w:t>
       </w:r>
       <w:r>
-        <w:t xml:space="preserve">, </w:t>
-      </w:r>
-      <w:r>
-        <w:t>mejora la coordinacion centro-empresa, reduce la carga de comunicación manual.</w:t>
+        <w:t>, mejora la coordinacion centro-empresa, reduce la carga de comunicación manual.</w:t>
       </w:r>
     </w:p>
     <w:p>
@@ -8022,10 +8009,7 @@
     </w:p>
     <w:p>
       <w:r>
-        <w:t>Sistema de seguimiento y evaluación,</w:t>
-      </w:r>
-      <w:r>
-        <w:t xml:space="preserve"> añade la fecha, actividades realizadas, valoración del tutor y observaciones.</w:t>
+        <w:t>Sistema de seguimiento y evaluación, añade la fecha, actividades realizadas, valoración del tutor y observaciones.</w:t>
       </w:r>
     </w:p>
     <w:p>
@@ -8379,10 +8363,7 @@
     </w:p>
     <w:p>
       <w:r>
-        <w:t>La presente guía de estilos define los criterios visuales y de interacción utilizados en el desarrollo del aplicativo de gestión de formaciones en empresa</w:t>
-      </w:r>
-      <w:r>
-        <w:t>.</w:t>
+        <w:t>La presente guía de estilos define los criterios visuales y de interacción utilizados en el desarrollo del aplicativo de gestión de formaciones en empresa.</w:t>
       </w:r>
     </w:p>
     <w:p>
@@ -8537,6 +8518,11 @@
         <w:t xml:space="preserve">Mensajes de error </w:t>
       </w:r>
     </w:p>
+    <w:p/>
+    <w:p/>
+    <w:p/>
+    <w:p/>
+    <w:p/>
     <w:p/>
     <w:p>
       <w:pPr>
@@ -9877,6 +9863,7 @@
   <w:style w:type="character" w:default="1" w:styleId="Fuentedeprrafopredeter">
     <w:name w:val="Default Paragraph Font"/>
     <w:uiPriority w:val="1"/>
+    <w:semiHidden/>
     <w:unhideWhenUsed/>
   </w:style>
   <w:style w:type="table" w:default="1" w:styleId="Tablanormal">
@@ -10638,7 +10625,12 @@
 </file>
 
 <file path=customXml/item1.xml><?xml version="1.0" encoding="utf-8"?>
-<b:Sources xmlns:b="http://schemas.openxmlformats.org/officeDocument/2006/bibliography" xmlns="http://schemas.openxmlformats.org/officeDocument/2006/bibliography" SelectedStyle="\APASixthEditionOfficeOnline.xsl" StyleName="APA" Version="6"/>
+<?mso-contentType ?>
+<FormTemplates xmlns="http://schemas.microsoft.com/sharepoint/v3/contenttype/forms">
+  <Display>DocumentLibraryForm</Display>
+  <Edit>DocumentLibraryForm</Edit>
+  <New>DocumentLibraryForm</New>
+</FormTemplates>
 </file>
 
 <file path=customXml/item2.xml><?xml version="1.0" encoding="utf-8"?>
@@ -10780,12 +10772,7 @@
 </file>
 
 <file path=customXml/item3.xml><?xml version="1.0" encoding="utf-8"?>
-<?mso-contentType ?>
-<FormTemplates xmlns="http://schemas.microsoft.com/sharepoint/v3/contenttype/forms">
-  <Display>DocumentLibraryForm</Display>
-  <Edit>DocumentLibraryForm</Edit>
-  <New>DocumentLibraryForm</New>
-</FormTemplates>
+<b:Sources xmlns:b="http://schemas.openxmlformats.org/officeDocument/2006/bibliography" xmlns="http://schemas.openxmlformats.org/officeDocument/2006/bibliography" SelectedStyle="\APASixthEditionOfficeOnline.xsl" StyleName="APA" Version="6"/>
 </file>
 
 <file path=customXml/item4.xml><?xml version="1.0" encoding="utf-8"?>
@@ -10795,9 +10782,9 @@
 </file>
 
 <file path=customXml/itemProps1.xml><?xml version="1.0" encoding="utf-8"?>
-<ds:datastoreItem xmlns:ds="http://schemas.openxmlformats.org/officeDocument/2006/customXml" ds:itemID="{453714F8-FBC3-4DCC-8DCB-89BB58DCF76F}">
+<ds:datastoreItem xmlns:ds="http://schemas.openxmlformats.org/officeDocument/2006/customXml" ds:itemID="{480B8420-1B48-4D23-8D6E-64373AC5070B}">
   <ds:schemaRefs>
-    <ds:schemaRef ds:uri="http://schemas.openxmlformats.org/officeDocument/2006/bibliography"/>
+    <ds:schemaRef ds:uri="http://schemas.microsoft.com/sharepoint/v3/contenttype/forms"/>
   </ds:schemaRefs>
 </ds:datastoreItem>
 </file>
@@ -10821,9 +10808,9 @@
 </file>
 
 <file path=customXml/itemProps3.xml><?xml version="1.0" encoding="utf-8"?>
-<ds:datastoreItem xmlns:ds="http://schemas.openxmlformats.org/officeDocument/2006/customXml" ds:itemID="{480B8420-1B48-4D23-8D6E-64373AC5070B}">
+<ds:datastoreItem xmlns:ds="http://schemas.openxmlformats.org/officeDocument/2006/customXml" ds:itemID="{453714F8-FBC3-4DCC-8DCB-89BB58DCF76F}">
   <ds:schemaRefs>
-    <ds:schemaRef ds:uri="http://schemas.microsoft.com/sharepoint/v3/contenttype/forms"/>
+    <ds:schemaRef ds:uri="http://schemas.openxmlformats.org/officeDocument/2006/bibliography"/>
   </ds:schemaRefs>
 </ds:datastoreItem>
 </file>

--- a/Proyecto_GarciaFernandez_Lucia/docu/DocumentacionProyecto_LuciaGarcia.docx
+++ b/Proyecto_GarciaFernandez_Lucia/docu/DocumentacionProyecto_LuciaGarcia.docx
@@ -1176,7 +1176,7 @@
           <w:lang w:eastAsia="es-VE"/>
         </w:rPr>
         <w:drawing>
-          <wp:inline distT="0" distB="0" distL="0" distR="0" wp14:anchorId="17D088BD" wp14:editId="69793A16">
+          <wp:inline distT="0" distB="0" distL="0" distR="0" wp14:anchorId="17D088BD" wp14:editId="36D9E7DD">
             <wp:extent cx="7556500" cy="10599420"/>
             <wp:effectExtent l="0" t="0" r="6350" b="0"/>
             <wp:docPr id="2" name="Imagen 2" descr="D:\servicios forobeta posts\diseño grafico\CLIENTES\Feelmusic - 05.11.18\archivos\11\11.jpg"/>
@@ -4245,6 +4245,7 @@
           <w:sz w:val="28"/>
           <w:szCs w:val="28"/>
         </w:rPr>
+        <w:lastRenderedPageBreak/>
         <w:t>Índice</w:t>
       </w:r>
       <w:r>
@@ -4512,6 +4513,7 @@
       </w:pPr>
       <w:bookmarkStart w:id="0" w:name="_Toc210125366"/>
       <w:r>
+        <w:lastRenderedPageBreak/>
         <w:t>INTRODUCCIÓN</w:t>
       </w:r>
       <w:bookmarkEnd w:id="0"/>
@@ -6431,6 +6433,7 @@
         <w:rPr>
           <w:noProof/>
         </w:rPr>
+        <w:lastRenderedPageBreak/>
         <mc:AlternateContent>
           <mc:Choice Requires="wps">
             <w:drawing>
@@ -6839,6 +6842,7 @@
         <w:rPr>
           <w:noProof/>
         </w:rPr>
+        <w:lastRenderedPageBreak/>
         <mc:AlternateContent>
           <mc:Choice Requires="wps">
             <w:drawing>
@@ -7242,6 +7246,7 @@
       </w:pPr>
       <w:bookmarkStart w:id="23" w:name="_Toc210125382"/>
       <w:r>
+        <w:lastRenderedPageBreak/>
         <w:t>MAPA DE NAVEGABILIDAD</w:t>
       </w:r>
       <w:bookmarkEnd w:id="23"/>
@@ -7368,6 +7373,7 @@
       </w:pPr>
       <w:bookmarkStart w:id="26" w:name="_Toc210125385"/>
       <w:r>
+        <w:lastRenderedPageBreak/>
         <w:t>PLANIFICACIÓN Y PRESUPUESTO</w:t>
       </w:r>
       <w:bookmarkEnd w:id="26"/>
@@ -7948,6 +7954,7 @@
       </w:pPr>
       <w:bookmarkStart w:id="47" w:name="_Toc210125394"/>
       <w:r>
+        <w:lastRenderedPageBreak/>
         <w:t>IMPACTO Y RIESGO DE LOS CAMBIOS PROPUESTOS</w:t>
       </w:r>
       <w:bookmarkEnd w:id="47"/>
@@ -8303,19 +8310,15 @@
     </w:p>
     <w:p>
       <w:r>
-        <w:t>En este apartado se comienza l</w:t>
-      </w:r>
-      <w:r>
-        <w:t>a gu</w:t>
-      </w:r>
-      <w:r>
-        <w:t xml:space="preserve">ía de estilos </w:t>
-      </w:r>
-      <w:r>
-        <w:t>y el manual de usuario</w:t>
-      </w:r>
-    </w:p>
-    <w:p/>
+        <w:t xml:space="preserve">Este apartado </w:t>
+      </w:r>
+      <w:r>
+        <w:t xml:space="preserve">se </w:t>
+      </w:r>
+      <w:r>
+        <w:t>recoge la guía de estilos del aplicativo, en la que se establecen los criterios visuales y de interacción aplicados durante su desarrollo. Además, se incorpora el manual de usuario, cuyo objetivo es facilitar el uso adecuado del sistema por parte de los distintos perfiles de usuario.</w:t>
+      </w:r>
+    </w:p>
     <w:p/>
     <w:p/>
     <w:p>
@@ -8363,11 +8366,6 @@
     </w:p>
     <w:p>
       <w:r>
-        <w:t>La presente guía de estilos define los criterios visuales y de interacción utilizados en el desarrollo del aplicativo de gestión de formaciones en empresa.</w:t>
-      </w:r>
-    </w:p>
-    <w:p>
-      <w:r>
         <w:t xml:space="preserve">Color principal </w:t>
       </w:r>
       <w:r>
@@ -8518,11 +8516,6 @@
         <w:t xml:space="preserve">Mensajes de error </w:t>
       </w:r>
     </w:p>
-    <w:p/>
-    <w:p/>
-    <w:p/>
-    <w:p/>
-    <w:p/>
     <w:p/>
     <w:p>
       <w:pPr>
@@ -9863,7 +9856,6 @@
   <w:style w:type="character" w:default="1" w:styleId="Fuentedeprrafopredeter">
     <w:name w:val="Default Paragraph Font"/>
     <w:uiPriority w:val="1"/>
-    <w:semiHidden/>
     <w:unhideWhenUsed/>
   </w:style>
   <w:style w:type="table" w:default="1" w:styleId="Tablanormal">
@@ -10625,15 +10617,6 @@
 </file>
 
 <file path=customXml/item1.xml><?xml version="1.0" encoding="utf-8"?>
-<?mso-contentType ?>
-<FormTemplates xmlns="http://schemas.microsoft.com/sharepoint/v3/contenttype/forms">
-  <Display>DocumentLibraryForm</Display>
-  <Edit>DocumentLibraryForm</Edit>
-  <New>DocumentLibraryForm</New>
-</FormTemplates>
-</file>
-
-<file path=customXml/item2.xml><?xml version="1.0" encoding="utf-8"?>
 <ct:contentTypeSchema xmlns:ct="http://schemas.microsoft.com/office/2006/metadata/contentType" xmlns:ma="http://schemas.microsoft.com/office/2006/metadata/properties/metaAttributes" ct:_="" ma:_="" ma:contentTypeName="Documento" ma:contentTypeID="0x0101003E64B964EE86E94E88810388061E4AC8" ma:contentTypeVersion="3" ma:contentTypeDescription="Crear nuevo documento." ma:contentTypeScope="" ma:versionID="3c755de4efb81f0959f76dfe4f7a563c">
   <xsd:schema xmlns:xsd="http://www.w3.org/2001/XMLSchema" xmlns:xs="http://www.w3.org/2001/XMLSchema" xmlns:p="http://schemas.microsoft.com/office/2006/metadata/properties" xmlns:ns2="72982a07-b385-426f-8f99-a9bd2486cbec" targetNamespace="http://schemas.microsoft.com/office/2006/metadata/properties" ma:root="true" ma:fieldsID="5f645ab2d71ed821d1fb93c6441734aa" ns2:_="">
     <xsd:import namespace="72982a07-b385-426f-8f99-a9bd2486cbec"/>
@@ -10771,25 +10754,26 @@
 </ct:contentTypeSchema>
 </file>
 
-<file path=customXml/item3.xml><?xml version="1.0" encoding="utf-8"?>
+<file path=customXml/item2.xml><?xml version="1.0" encoding="utf-8"?>
 <b:Sources xmlns:b="http://schemas.openxmlformats.org/officeDocument/2006/bibliography" xmlns="http://schemas.openxmlformats.org/officeDocument/2006/bibliography" SelectedStyle="\APASixthEditionOfficeOnline.xsl" StyleName="APA" Version="6"/>
 </file>
 
-<file path=customXml/item4.xml><?xml version="1.0" encoding="utf-8"?>
+<file path=customXml/item3.xml><?xml version="1.0" encoding="utf-8"?>
 <p:properties xmlns:p="http://schemas.microsoft.com/office/2006/metadata/properties" xmlns:xsi="http://www.w3.org/2001/XMLSchema-instance" xmlns:pc="http://schemas.microsoft.com/office/infopath/2007/PartnerControls">
   <documentManagement/>
 </p:properties>
 </file>
 
-<file path=customXml/itemProps1.xml><?xml version="1.0" encoding="utf-8"?>
-<ds:datastoreItem xmlns:ds="http://schemas.openxmlformats.org/officeDocument/2006/customXml" ds:itemID="{480B8420-1B48-4D23-8D6E-64373AC5070B}">
-  <ds:schemaRefs>
-    <ds:schemaRef ds:uri="http://schemas.microsoft.com/sharepoint/v3/contenttype/forms"/>
-  </ds:schemaRefs>
-</ds:datastoreItem>
+<file path=customXml/item4.xml><?xml version="1.0" encoding="utf-8"?>
+<?mso-contentType ?>
+<FormTemplates xmlns="http://schemas.microsoft.com/sharepoint/v3/contenttype/forms">
+  <Display>DocumentLibraryForm</Display>
+  <Edit>DocumentLibraryForm</Edit>
+  <New>DocumentLibraryForm</New>
+</FormTemplates>
 </file>
 
-<file path=customXml/itemProps2.xml><?xml version="1.0" encoding="utf-8"?>
+<file path=customXml/itemProps1.xml><?xml version="1.0" encoding="utf-8"?>
 <ds:datastoreItem xmlns:ds="http://schemas.openxmlformats.org/officeDocument/2006/customXml" ds:itemID="{CAB20FFE-1E23-4B58-9D76-1835AB7D3BED}">
   <ds:schemaRefs>
     <ds:schemaRef ds:uri="http://schemas.microsoft.com/office/2006/metadata/contentType"/>
@@ -10807,7 +10791,7 @@
 </ds:datastoreItem>
 </file>
 
-<file path=customXml/itemProps3.xml><?xml version="1.0" encoding="utf-8"?>
+<file path=customXml/itemProps2.xml><?xml version="1.0" encoding="utf-8"?>
 <ds:datastoreItem xmlns:ds="http://schemas.openxmlformats.org/officeDocument/2006/customXml" ds:itemID="{453714F8-FBC3-4DCC-8DCB-89BB58DCF76F}">
   <ds:schemaRefs>
     <ds:schemaRef ds:uri="http://schemas.openxmlformats.org/officeDocument/2006/bibliography"/>
@@ -10815,11 +10799,19 @@
 </ds:datastoreItem>
 </file>
 
-<file path=customXml/itemProps4.xml><?xml version="1.0" encoding="utf-8"?>
+<file path=customXml/itemProps3.xml><?xml version="1.0" encoding="utf-8"?>
 <ds:datastoreItem xmlns:ds="http://schemas.openxmlformats.org/officeDocument/2006/customXml" ds:itemID="{7F0B1298-25D5-45B9-909D-DD837044A49E}">
   <ds:schemaRefs>
     <ds:schemaRef ds:uri="http://schemas.microsoft.com/office/2006/metadata/properties"/>
     <ds:schemaRef ds:uri="http://schemas.microsoft.com/office/infopath/2007/PartnerControls"/>
   </ds:schemaRefs>
 </ds:datastoreItem>
+</file>
+
+<file path=customXml/itemProps4.xml><?xml version="1.0" encoding="utf-8"?>
+<ds:datastoreItem xmlns:ds="http://schemas.openxmlformats.org/officeDocument/2006/customXml" ds:itemID="{480B8420-1B48-4D23-8D6E-64373AC5070B}">
+  <ds:schemaRefs>
+    <ds:schemaRef ds:uri="http://schemas.microsoft.com/sharepoint/v3/contenttype/forms"/>
+  </ds:schemaRefs>
+</ds:datastoreItem>
 </file>